--- a/submission/portal/安全自评报告-小满.docx
+++ b/submission/portal/安全自评报告-小满.docx
@@ -214,7 +214,7 @@
           <w:b w:val="0"/>
           <w:sz w:val="22"/>
         </w:rPr>
-        <w:t xml:space="preserve"> 安全账户、屏幕共享操作账户、索要验证凭证、先付费退款/解冻规则触发持久hold，在prepare/confirm/execute/落账检查。教育性引用只走只读解释，不能清已有hold；引用外的付款意图仍阻断。不是全场景反诈模型，未命中不是安全证明。</w:t>
+        <w:t xml:space="preserve"> 安全账户、屏幕共享操作账户、索要验证凭证（含要求念出六位数字）、先付费退款/解冻、冒充客服“验资”转新户头、冒充熟人急事并要求保密、冒充机构限时催转（医保/社保类）触发持久hold，在prepare/confirm/execute/落账检查。教育性引用只走只读解释，不能清已有hold；引用外的付款意图仍阻断。不是全场景反诈模型，未命中不是安全证明。</w:t>
       </w:r>
     </w:p>
     <w:p>

--- a/submission/portal/安全自评报告-小满.docx
+++ b/submission/portal/安全自评报告-小满.docx
@@ -429,7 +429,7 @@
           <w:b w:val="0"/>
           <w:sz w:val="22"/>
         </w:rPr>
-        <w:t>109项离线回归：`test-results/agent-completion/offline.xml`。模型开发任务12/12（13次结构合法返回）、额外口语/攻击10/10，仅为作者可见小样本；同一规则对照分别12/12和8/10。四条浏览器纵向路径见 `test-results/xiaoman-browser/agent-completion.json`。无第三方审计、官方成绩、银发用户研究或生产安全认证。</w:t>
+        <w:t>工程回归264项（tests/，XML随包）；冻结挑战与队友盲写集成绩见 submission/EVIDENCE.json（含口径与首轮失败保留说明）。无第三方审计、官方成绩、银发用户研究或生产安全认证。</w:t>
       </w:r>
     </w:p>
     <w:p>
